--- a/artifacts/bewerbungski/public/downloads/Max_Mustermann_Lebenslauf.docx
+++ b/artifacts/bewerbungski/public/downloads/Max_Mustermann_Lebenslauf.docx
@@ -4,34 +4,34 @@
   <w:body>
     <w:p>
       <w:pPr>
+        <w:spacing w:after="60"/>
+        <w:jc w:val="center"/>
+      </w:pPr>
+      <w:r>
+        <w:rPr>
+          <w:rFonts w:ascii="Calibri" w:cs="Calibri" w:eastAsia="Calibri" w:hAnsi="Calibri"/>
+          <w:b/>
+          <w:bCs/>
+          <w:spacing w:val="40"/>
+          <w:sz w:val="40"/>
+          <w:szCs w:val="40"/>
+        </w:rPr>
+        <w:t xml:space="preserve">MAX MUSTERMANN</w:t>
+      </w:r>
+    </w:p>
+    <w:p>
+      <w:pPr>
         <w:spacing w:after="80"/>
         <w:jc w:val="center"/>
       </w:pPr>
       <w:r>
         <w:rPr>
-          <w:rFonts w:ascii="Helvetica" w:cs="Helvetica" w:eastAsia="Helvetica" w:hAnsi="Helvetica"/>
-          <w:b/>
-          <w:bCs/>
-          <w:spacing w:val="60"/>
-          <w:sz w:val="36"/>
-          <w:szCs w:val="36"/>
-        </w:rPr>
-        <w:t xml:space="preserve">MAX MUSTERMANN</w:t>
-      </w:r>
-    </w:p>
-    <w:p>
-      <w:pPr>
-        <w:spacing w:after="80"/>
-        <w:jc w:val="center"/>
-      </w:pPr>
-      <w:r>
-        <w:rPr>
-          <w:rFonts w:ascii="Helvetica" w:cs="Helvetica" w:eastAsia="Helvetica" w:hAnsi="Helvetica"/>
+          <w:rFonts w:ascii="Calibri" w:cs="Calibri" w:eastAsia="Calibri" w:hAnsi="Calibri"/>
           <w:color w:val="6B7280"/>
-          <w:sz w:val="20"/>
-          <w:szCs w:val="20"/>
-        </w:rPr>
-        <w:t xml:space="preserve">SENIOR SOFTWARE-ENTWICKLER</w:t>
+          <w:sz w:val="22"/>
+          <w:szCs w:val="22"/>
+        </w:rPr>
+        <w:t xml:space="preserve">Senior Software-Entwickler</w:t>
       </w:r>
     </w:p>
     <w:p>
@@ -41,18 +41,18 @@
       </w:pPr>
       <w:r>
         <w:rPr>
-          <w:rFonts w:ascii="Helvetica" w:cs="Helvetica" w:eastAsia="Helvetica" w:hAnsi="Helvetica"/>
+          <w:rFonts w:ascii="Calibri" w:cs="Calibri" w:eastAsia="Calibri" w:hAnsi="Calibri"/>
           <w:color w:val="6B7280"/>
           <w:sz w:val="18"/>
           <w:szCs w:val="18"/>
         </w:rPr>
-        <w:t xml:space="preserve">Musterstraße 12, 10115 Berlin  ·  +49 170 1234567  ·  max.mustermann@email.de  ·  * 15.03.1988, Berlin</w:t>
+        <w:t xml:space="preserve">Musterstraße 12 10115 Berlin  ·  +49 170 1234567  ·  max.mustermann@email.de  ·  linkedin.com/in/maxmustermann</w:t>
       </w:r>
     </w:p>
     <w:p>
       <w:pPr>
         <w:pBdr>
-          <w:bottom w:val="single" w:color="1F2937" w:sz="6"/>
+          <w:bottom w:val="single" w:color="1F2937" w:sz="8"/>
         </w:pBdr>
         <w:spacing w:after="160" w:before="160"/>
       </w:pPr>
@@ -62,28 +62,30 @@
         <w:pBdr>
           <w:bottom w:val="single" w:color="D1D5DB" w:sz="4"/>
         </w:pBdr>
-        <w:spacing w:after="100" w:before="280"/>
-      </w:pPr>
-      <w:r>
-        <w:rPr>
-          <w:rFonts w:ascii="Helvetica" w:cs="Helvetica" w:eastAsia="Helvetica" w:hAnsi="Helvetica"/>
+        <w:spacing w:after="80" w:before="280"/>
+      </w:pPr>
+      <w:r>
+        <w:rPr>
+          <w:rFonts w:ascii="Calibri" w:cs="Calibri" w:eastAsia="Calibri" w:hAnsi="Calibri"/>
           <w:b/>
           <w:bCs/>
-          <w:sz w:val="20"/>
-          <w:szCs w:val="20"/>
+          <w:color w:val="1F2937"/>
+          <w:sz w:val="19"/>
+          <w:szCs w:val="19"/>
         </w:rPr>
         <w:t xml:space="preserve">PROFIL</w:t>
       </w:r>
     </w:p>
     <w:p>
       <w:pPr>
-        <w:spacing w:after="120"/>
-      </w:pPr>
-      <w:r>
-        <w:rPr>
-          <w:rFonts w:ascii="Helvetica" w:cs="Helvetica" w:eastAsia="Helvetica" w:hAnsi="Helvetica"/>
-          <w:sz w:val="22"/>
-          <w:szCs w:val="22"/>
+        <w:spacing w:after="80"/>
+        <w:jc w:val="both"/>
+      </w:pPr>
+      <w:r>
+        <w:rPr>
+          <w:rFonts w:ascii="Calibri" w:cs="Calibri" w:eastAsia="Calibri" w:hAnsi="Calibri"/>
+          <w:sz w:val="21"/>
+          <w:szCs w:val="21"/>
         </w:rPr>
         <w:t xml:space="preserve">Erfahrener Software-Entwickler mit über 8 Jahren Expertise in der Entwicklung skalierbarer Web-Applikationen. Nachgewiesene Erfolgsbilanz in agilen Teams und bei der Einführung moderner DevOps-Praktiken. Leidenschaft für sauberen, wartbaren Code und nutzerorientierte Lösungen.</w:t>
       </w:r>
@@ -93,15 +95,16 @@
         <w:pBdr>
           <w:bottom w:val="single" w:color="D1D5DB" w:sz="4"/>
         </w:pBdr>
-        <w:spacing w:after="100" w:before="280"/>
-      </w:pPr>
-      <w:r>
-        <w:rPr>
-          <w:rFonts w:ascii="Helvetica" w:cs="Helvetica" w:eastAsia="Helvetica" w:hAnsi="Helvetica"/>
+        <w:spacing w:after="80" w:before="280"/>
+      </w:pPr>
+      <w:r>
+        <w:rPr>
+          <w:rFonts w:ascii="Calibri" w:cs="Calibri" w:eastAsia="Calibri" w:hAnsi="Calibri"/>
           <w:b/>
           <w:bCs/>
-          <w:sz w:val="20"/>
-          <w:szCs w:val="20"/>
+          <w:color w:val="1F2937"/>
+          <w:sz w:val="19"/>
+          <w:szCs w:val="19"/>
         </w:rPr>
         <w:t xml:space="preserve">BERUFSERFAHRUNG</w:t>
       </w:r>
@@ -125,7 +128,7 @@
       <w:tr>
         <w:tc>
           <w:tcPr>
-            <w:tcW w:type="pct" w:w="75%"/>
+            <w:tcW w:type="pct" w:w="78%"/>
             <w:tcBorders>
               <w:top w:val="none" w:color="auto" w:sz="0"/>
               <w:left w:val="none" w:color="auto" w:sz="0"/>
@@ -135,11 +138,11 @@
           </w:tcPr>
           <w:p>
             <w:pPr>
-              <w:spacing w:after="40" w:before="160"/>
-            </w:pPr>
-            <w:r>
-              <w:rPr>
-                <w:rFonts w:ascii="Helvetica" w:cs="Helvetica" w:eastAsia="Helvetica" w:hAnsi="Helvetica"/>
+              <w:spacing w:after="30" w:before="140"/>
+            </w:pPr>
+            <w:r>
+              <w:rPr>
+                <w:rFonts w:ascii="Calibri" w:cs="Calibri" w:eastAsia="Calibri" w:hAnsi="Calibri"/>
                 <w:b/>
                 <w:bCs/>
                 <w:sz w:val="22"/>
@@ -150,11 +153,11 @@
           </w:p>
           <w:p>
             <w:pPr>
-              <w:spacing w:after="60"/>
-            </w:pPr>
-            <w:r>
-              <w:rPr>
-                <w:rFonts w:ascii="Helvetica" w:cs="Helvetica" w:eastAsia="Helvetica" w:hAnsi="Helvetica"/>
+              <w:spacing w:after="50"/>
+            </w:pPr>
+            <w:r>
+              <w:rPr>
+                <w:rFonts w:ascii="Calibri" w:cs="Calibri" w:eastAsia="Calibri" w:hAnsi="Calibri"/>
                 <w:color w:val="6B7280"/>
                 <w:sz w:val="20"/>
                 <w:szCs w:val="20"/>
@@ -164,39 +167,42 @@
           </w:p>
           <w:p>
             <w:pPr>
-              <w:spacing w:after="36"/>
-            </w:pPr>
-            <w:r>
-              <w:rPr>
-                <w:rFonts w:ascii="Helvetica" w:cs="Helvetica" w:eastAsia="Helvetica" w:hAnsi="Helvetica"/>
-                <w:sz w:val="22"/>
-                <w:szCs w:val="22"/>
+              <w:spacing w:after="30"/>
+              <w:ind w:left="120"/>
+            </w:pPr>
+            <w:r>
+              <w:rPr>
+                <w:rFonts w:ascii="Calibri" w:cs="Calibri" w:eastAsia="Calibri" w:hAnsi="Calibri"/>
+                <w:sz w:val="20"/>
+                <w:szCs w:val="20"/>
               </w:rPr>
               <w:t xml:space="preserve">• Entwicklung und Wartung einer SaaS-Plattform mit 50.000+ aktiven Nutzern (React, Node.js, PostgreSQL)</w:t>
             </w:r>
           </w:p>
           <w:p>
             <w:pPr>
-              <w:spacing w:after="36"/>
-            </w:pPr>
-            <w:r>
-              <w:rPr>
-                <w:rFonts w:ascii="Helvetica" w:cs="Helvetica" w:eastAsia="Helvetica" w:hAnsi="Helvetica"/>
-                <w:sz w:val="22"/>
-                <w:szCs w:val="22"/>
+              <w:spacing w:after="30"/>
+              <w:ind w:left="120"/>
+            </w:pPr>
+            <w:r>
+              <w:rPr>
+                <w:rFonts w:ascii="Calibri" w:cs="Calibri" w:eastAsia="Calibri" w:hAnsi="Calibri"/>
+                <w:sz w:val="20"/>
+                <w:szCs w:val="20"/>
               </w:rPr>
               <w:t xml:space="preserve">• Einführung von CI/CD-Pipelines (GitHub Actions) → Deployment-Zeit um 60 % reduziert</w:t>
             </w:r>
           </w:p>
           <w:p>
             <w:pPr>
-              <w:spacing w:after="36"/>
-            </w:pPr>
-            <w:r>
-              <w:rPr>
-                <w:rFonts w:ascii="Helvetica" w:cs="Helvetica" w:eastAsia="Helvetica" w:hAnsi="Helvetica"/>
-                <w:sz w:val="22"/>
-                <w:szCs w:val="22"/>
+              <w:spacing w:after="30"/>
+              <w:ind w:left="120"/>
+            </w:pPr>
+            <w:r>
+              <w:rPr>
+                <w:rFonts w:ascii="Calibri" w:cs="Calibri" w:eastAsia="Calibri" w:hAnsi="Calibri"/>
+                <w:sz w:val="20"/>
+                <w:szCs w:val="20"/>
               </w:rPr>
               <w:t xml:space="preserve">• Mentoring von 3 Junior-Entwicklern, wöchentliche Code-Reviews</w:t>
             </w:r>
@@ -204,7 +210,7 @@
         </w:tc>
         <w:tc>
           <w:tcPr>
-            <w:tcW w:type="pct" w:w="25%"/>
+            <w:tcW w:type="pct" w:w="22%"/>
             <w:tcBorders>
               <w:top w:val="none" w:color="auto" w:sz="0"/>
               <w:left w:val="none" w:color="auto" w:sz="0"/>
@@ -214,12 +220,12 @@
           </w:tcPr>
           <w:p>
             <w:pPr>
-              <w:spacing w:before="160"/>
+              <w:spacing w:before="140"/>
               <w:jc w:val="right"/>
             </w:pPr>
             <w:r>
               <w:rPr>
-                <w:rFonts w:ascii="Helvetica" w:cs="Helvetica" w:eastAsia="Helvetica" w:hAnsi="Helvetica"/>
+                <w:rFonts w:ascii="Calibri" w:cs="Calibri" w:eastAsia="Calibri" w:hAnsi="Calibri"/>
                 <w:color w:val="6B7280"/>
                 <w:sz w:val="18"/>
                 <w:szCs w:val="18"/>
@@ -249,7 +255,7 @@
       <w:tr>
         <w:tc>
           <w:tcPr>
-            <w:tcW w:type="pct" w:w="75%"/>
+            <w:tcW w:type="pct" w:w="78%"/>
             <w:tcBorders>
               <w:top w:val="none" w:color="auto" w:sz="0"/>
               <w:left w:val="none" w:color="auto" w:sz="0"/>
@@ -259,11 +265,11 @@
           </w:tcPr>
           <w:p>
             <w:pPr>
-              <w:spacing w:after="40" w:before="160"/>
-            </w:pPr>
-            <w:r>
-              <w:rPr>
-                <w:rFonts w:ascii="Helvetica" w:cs="Helvetica" w:eastAsia="Helvetica" w:hAnsi="Helvetica"/>
+              <w:spacing w:after="30" w:before="140"/>
+            </w:pPr>
+            <w:r>
+              <w:rPr>
+                <w:rFonts w:ascii="Calibri" w:cs="Calibri" w:eastAsia="Calibri" w:hAnsi="Calibri"/>
                 <w:b/>
                 <w:bCs/>
                 <w:sz w:val="22"/>
@@ -274,11 +280,11 @@
           </w:p>
           <w:p>
             <w:pPr>
-              <w:spacing w:after="60"/>
-            </w:pPr>
-            <w:r>
-              <w:rPr>
-                <w:rFonts w:ascii="Helvetica" w:cs="Helvetica" w:eastAsia="Helvetica" w:hAnsi="Helvetica"/>
+              <w:spacing w:after="50"/>
+            </w:pPr>
+            <w:r>
+              <w:rPr>
+                <w:rFonts w:ascii="Calibri" w:cs="Calibri" w:eastAsia="Calibri" w:hAnsi="Calibri"/>
                 <w:color w:val="6B7280"/>
                 <w:sz w:val="20"/>
                 <w:szCs w:val="20"/>
@@ -288,39 +294,42 @@
           </w:p>
           <w:p>
             <w:pPr>
-              <w:spacing w:after="36"/>
-            </w:pPr>
-            <w:r>
-              <w:rPr>
-                <w:rFonts w:ascii="Helvetica" w:cs="Helvetica" w:eastAsia="Helvetica" w:hAnsi="Helvetica"/>
-                <w:sz w:val="22"/>
-                <w:szCs w:val="22"/>
+              <w:spacing w:after="30"/>
+              <w:ind w:left="120"/>
+            </w:pPr>
+            <w:r>
+              <w:rPr>
+                <w:rFonts w:ascii="Calibri" w:cs="Calibri" w:eastAsia="Calibri" w:hAnsi="Calibri"/>
+                <w:sz w:val="20"/>
+                <w:szCs w:val="20"/>
               </w:rPr>
               <w:t xml:space="preserve">• Full-Stack-Entwicklung von Kundenportalen für 5 Großkunden (Angular, Java Spring Boot)</w:t>
             </w:r>
           </w:p>
           <w:p>
             <w:pPr>
-              <w:spacing w:after="36"/>
-            </w:pPr>
-            <w:r>
-              <w:rPr>
-                <w:rFonts w:ascii="Helvetica" w:cs="Helvetica" w:eastAsia="Helvetica" w:hAnsi="Helvetica"/>
-                <w:sz w:val="22"/>
-                <w:szCs w:val="22"/>
+              <w:spacing w:after="30"/>
+              <w:ind w:left="120"/>
+            </w:pPr>
+            <w:r>
+              <w:rPr>
+                <w:rFonts w:ascii="Calibri" w:cs="Calibri" w:eastAsia="Calibri" w:hAnsi="Calibri"/>
+                <w:sz w:val="20"/>
+                <w:szCs w:val="20"/>
               </w:rPr>
               <w:t xml:space="preserve">• Anbindung von Dritt-APIs (Stripe, Salesforce) und Implementierung von OAuth 2.0</w:t>
             </w:r>
           </w:p>
           <w:p>
             <w:pPr>
-              <w:spacing w:after="36"/>
-            </w:pPr>
-            <w:r>
-              <w:rPr>
-                <w:rFonts w:ascii="Helvetica" w:cs="Helvetica" w:eastAsia="Helvetica" w:hAnsi="Helvetica"/>
-                <w:sz w:val="22"/>
-                <w:szCs w:val="22"/>
+              <w:spacing w:after="30"/>
+              <w:ind w:left="120"/>
+            </w:pPr>
+            <w:r>
+              <w:rPr>
+                <w:rFonts w:ascii="Calibri" w:cs="Calibri" w:eastAsia="Calibri" w:hAnsi="Calibri"/>
+                <w:sz w:val="20"/>
+                <w:szCs w:val="20"/>
               </w:rPr>
               <w:t xml:space="preserve">• Mitarbeit an der Migration einer Monolith-Architektur zu Microservices</w:t>
             </w:r>
@@ -328,7 +337,7 @@
         </w:tc>
         <w:tc>
           <w:tcPr>
-            <w:tcW w:type="pct" w:w="25%"/>
+            <w:tcW w:type="pct" w:w="22%"/>
             <w:tcBorders>
               <w:top w:val="none" w:color="auto" w:sz="0"/>
               <w:left w:val="none" w:color="auto" w:sz="0"/>
@@ -338,12 +347,12 @@
           </w:tcPr>
           <w:p>
             <w:pPr>
-              <w:spacing w:before="160"/>
+              <w:spacing w:before="140"/>
               <w:jc w:val="right"/>
             </w:pPr>
             <w:r>
               <w:rPr>
-                <w:rFonts w:ascii="Helvetica" w:cs="Helvetica" w:eastAsia="Helvetica" w:hAnsi="Helvetica"/>
+                <w:rFonts w:ascii="Calibri" w:cs="Calibri" w:eastAsia="Calibri" w:hAnsi="Calibri"/>
                 <w:color w:val="6B7280"/>
                 <w:sz w:val="18"/>
                 <w:szCs w:val="18"/>
@@ -373,7 +382,7 @@
       <w:tr>
         <w:tc>
           <w:tcPr>
-            <w:tcW w:type="pct" w:w="75%"/>
+            <w:tcW w:type="pct" w:w="78%"/>
             <w:tcBorders>
               <w:top w:val="none" w:color="auto" w:sz="0"/>
               <w:left w:val="none" w:color="auto" w:sz="0"/>
@@ -383,11 +392,11 @@
           </w:tcPr>
           <w:p>
             <w:pPr>
-              <w:spacing w:after="40" w:before="160"/>
-            </w:pPr>
-            <w:r>
-              <w:rPr>
-                <w:rFonts w:ascii="Helvetica" w:cs="Helvetica" w:eastAsia="Helvetica" w:hAnsi="Helvetica"/>
+              <w:spacing w:after="30" w:before="140"/>
+            </w:pPr>
+            <w:r>
+              <w:rPr>
+                <w:rFonts w:ascii="Calibri" w:cs="Calibri" w:eastAsia="Calibri" w:hAnsi="Calibri"/>
                 <w:b/>
                 <w:bCs/>
                 <w:sz w:val="22"/>
@@ -398,11 +407,11 @@
           </w:p>
           <w:p>
             <w:pPr>
-              <w:spacing w:after="60"/>
-            </w:pPr>
-            <w:r>
-              <w:rPr>
-                <w:rFonts w:ascii="Helvetica" w:cs="Helvetica" w:eastAsia="Helvetica" w:hAnsi="Helvetica"/>
+              <w:spacing w:after="50"/>
+            </w:pPr>
+            <w:r>
+              <w:rPr>
+                <w:rFonts w:ascii="Calibri" w:cs="Calibri" w:eastAsia="Calibri" w:hAnsi="Calibri"/>
                 <w:color w:val="6B7280"/>
                 <w:sz w:val="20"/>
                 <w:szCs w:val="20"/>
@@ -412,26 +421,28 @@
           </w:p>
           <w:p>
             <w:pPr>
-              <w:spacing w:after="36"/>
-            </w:pPr>
-            <w:r>
-              <w:rPr>
-                <w:rFonts w:ascii="Helvetica" w:cs="Helvetica" w:eastAsia="Helvetica" w:hAnsi="Helvetica"/>
-                <w:sz w:val="22"/>
-                <w:szCs w:val="22"/>
+              <w:spacing w:after="30"/>
+              <w:ind w:left="120"/>
+            </w:pPr>
+            <w:r>
+              <w:rPr>
+                <w:rFonts w:ascii="Calibri" w:cs="Calibri" w:eastAsia="Calibri" w:hAnsi="Calibri"/>
+                <w:sz w:val="20"/>
+                <w:szCs w:val="20"/>
               </w:rPr>
               <w:t xml:space="preserve">• Entwicklung von responsiven Frontend-Interfaces (HTML, CSS, JavaScript, Vue.js)</w:t>
             </w:r>
           </w:p>
           <w:p>
             <w:pPr>
-              <w:spacing w:after="36"/>
-            </w:pPr>
-            <w:r>
-              <w:rPr>
-                <w:rFonts w:ascii="Helvetica" w:cs="Helvetica" w:eastAsia="Helvetica" w:hAnsi="Helvetica"/>
-                <w:sz w:val="22"/>
-                <w:szCs w:val="22"/>
+              <w:spacing w:after="30"/>
+              <w:ind w:left="120"/>
+            </w:pPr>
+            <w:r>
+              <w:rPr>
+                <w:rFonts w:ascii="Calibri" w:cs="Calibri" w:eastAsia="Calibri" w:hAnsi="Calibri"/>
+                <w:sz w:val="20"/>
+                <w:szCs w:val="20"/>
               </w:rPr>
               <w:t xml:space="preserve">• Aufbau und Pflege einer internen API-Dokumentation</w:t>
             </w:r>
@@ -439,7 +450,7 @@
         </w:tc>
         <w:tc>
           <w:tcPr>
-            <w:tcW w:type="pct" w:w="25%"/>
+            <w:tcW w:type="pct" w:w="22%"/>
             <w:tcBorders>
               <w:top w:val="none" w:color="auto" w:sz="0"/>
               <w:left w:val="none" w:color="auto" w:sz="0"/>
@@ -449,12 +460,12 @@
           </w:tcPr>
           <w:p>
             <w:pPr>
-              <w:spacing w:before="160"/>
+              <w:spacing w:before="140"/>
               <w:jc w:val="right"/>
             </w:pPr>
             <w:r>
               <w:rPr>
-                <w:rFonts w:ascii="Helvetica" w:cs="Helvetica" w:eastAsia="Helvetica" w:hAnsi="Helvetica"/>
+                <w:rFonts w:ascii="Calibri" w:cs="Calibri" w:eastAsia="Calibri" w:hAnsi="Calibri"/>
                 <w:color w:val="6B7280"/>
                 <w:sz w:val="18"/>
                 <w:szCs w:val="18"/>
@@ -470,15 +481,16 @@
         <w:pBdr>
           <w:bottom w:val="single" w:color="D1D5DB" w:sz="4"/>
         </w:pBdr>
-        <w:spacing w:after="100" w:before="280"/>
-      </w:pPr>
-      <w:r>
-        <w:rPr>
-          <w:rFonts w:ascii="Helvetica" w:cs="Helvetica" w:eastAsia="Helvetica" w:hAnsi="Helvetica"/>
+        <w:spacing w:after="80" w:before="280"/>
+      </w:pPr>
+      <w:r>
+        <w:rPr>
+          <w:rFonts w:ascii="Calibri" w:cs="Calibri" w:eastAsia="Calibri" w:hAnsi="Calibri"/>
           <w:b/>
           <w:bCs/>
-          <w:sz w:val="20"/>
-          <w:szCs w:val="20"/>
+          <w:color w:val="1F2937"/>
+          <w:sz w:val="19"/>
+          <w:szCs w:val="19"/>
         </w:rPr>
         <w:t xml:space="preserve">AUSBILDUNG</w:t>
       </w:r>
@@ -502,7 +514,7 @@
       <w:tr>
         <w:tc>
           <w:tcPr>
-            <w:tcW w:type="pct" w:w="75%"/>
+            <w:tcW w:type="pct" w:w="78%"/>
             <w:tcBorders>
               <w:top w:val="none" w:color="auto" w:sz="0"/>
               <w:left w:val="none" w:color="auto" w:sz="0"/>
@@ -512,11 +524,11 @@
           </w:tcPr>
           <w:p>
             <w:pPr>
-              <w:spacing w:after="40" w:before="160"/>
-            </w:pPr>
-            <w:r>
-              <w:rPr>
-                <w:rFonts w:ascii="Helvetica" w:cs="Helvetica" w:eastAsia="Helvetica" w:hAnsi="Helvetica"/>
+              <w:spacing w:after="30" w:before="140"/>
+            </w:pPr>
+            <w:r>
+              <w:rPr>
+                <w:rFonts w:ascii="Calibri" w:cs="Calibri" w:eastAsia="Calibri" w:hAnsi="Calibri"/>
                 <w:b/>
                 <w:bCs/>
                 <w:sz w:val="22"/>
@@ -527,11 +539,11 @@
           </w:p>
           <w:p>
             <w:pPr>
-              <w:spacing w:after="60"/>
-            </w:pPr>
-            <w:r>
-              <w:rPr>
-                <w:rFonts w:ascii="Helvetica" w:cs="Helvetica" w:eastAsia="Helvetica" w:hAnsi="Helvetica"/>
+              <w:spacing w:after="50"/>
+            </w:pPr>
+            <w:r>
+              <w:rPr>
+                <w:rFonts w:ascii="Calibri" w:cs="Calibri" w:eastAsia="Calibri" w:hAnsi="Calibri"/>
                 <w:color w:val="6B7280"/>
                 <w:sz w:val="20"/>
                 <w:szCs w:val="20"/>
@@ -539,36 +551,10 @@
               <w:t xml:space="preserve">Technische Universität Berlin, Berlin</w:t>
             </w:r>
           </w:p>
-          <w:p>
-            <w:pPr>
-              <w:spacing w:after="36"/>
-            </w:pPr>
-            <w:r>
-              <w:rPr>
-                <w:rFonts w:ascii="Helvetica" w:cs="Helvetica" w:eastAsia="Helvetica" w:hAnsi="Helvetica"/>
-                <w:sz w:val="22"/>
-                <w:szCs w:val="22"/>
-              </w:rPr>
-              <w:t xml:space="preserve">• Schwerpunkt: Verteilte Systeme und Cloud Computing</w:t>
-            </w:r>
-          </w:p>
-          <w:p>
-            <w:pPr>
-              <w:spacing w:after="36"/>
-            </w:pPr>
-            <w:r>
-              <w:rPr>
-                <w:rFonts w:ascii="Helvetica" w:cs="Helvetica" w:eastAsia="Helvetica" w:hAnsi="Helvetica"/>
-                <w:sz w:val="22"/>
-                <w:szCs w:val="22"/>
-              </w:rPr>
-              <w:t xml:space="preserve">• Masterarbeit: „Skalierbare Echtzeit-Kommunikation in WebRTC-Architekturen" (Note: 1,3)</w:t>
-            </w:r>
-          </w:p>
         </w:tc>
         <w:tc>
           <w:tcPr>
-            <w:tcW w:type="pct" w:w="25%"/>
+            <w:tcW w:type="pct" w:w="22%"/>
             <w:tcBorders>
               <w:top w:val="none" w:color="auto" w:sz="0"/>
               <w:left w:val="none" w:color="auto" w:sz="0"/>
@@ -578,12 +564,12 @@
           </w:tcPr>
           <w:p>
             <w:pPr>
-              <w:spacing w:before="160"/>
+              <w:spacing w:before="140"/>
               <w:jc w:val="right"/>
             </w:pPr>
             <w:r>
               <w:rPr>
-                <w:rFonts w:ascii="Helvetica" w:cs="Helvetica" w:eastAsia="Helvetica" w:hAnsi="Helvetica"/>
+                <w:rFonts w:ascii="Calibri" w:cs="Calibri" w:eastAsia="Calibri" w:hAnsi="Calibri"/>
                 <w:color w:val="6B7280"/>
                 <w:sz w:val="18"/>
                 <w:szCs w:val="18"/>
@@ -613,7 +599,7 @@
       <w:tr>
         <w:tc>
           <w:tcPr>
-            <w:tcW w:type="pct" w:w="75%"/>
+            <w:tcW w:type="pct" w:w="78%"/>
             <w:tcBorders>
               <w:top w:val="none" w:color="auto" w:sz="0"/>
               <w:left w:val="none" w:color="auto" w:sz="0"/>
@@ -623,11 +609,11 @@
           </w:tcPr>
           <w:p>
             <w:pPr>
-              <w:spacing w:after="40" w:before="160"/>
-            </w:pPr>
-            <w:r>
-              <w:rPr>
-                <w:rFonts w:ascii="Helvetica" w:cs="Helvetica" w:eastAsia="Helvetica" w:hAnsi="Helvetica"/>
+              <w:spacing w:after="30" w:before="140"/>
+            </w:pPr>
+            <w:r>
+              <w:rPr>
+                <w:rFonts w:ascii="Calibri" w:cs="Calibri" w:eastAsia="Calibri" w:hAnsi="Calibri"/>
                 <w:b/>
                 <w:bCs/>
                 <w:sz w:val="22"/>
@@ -638,11 +624,11 @@
           </w:p>
           <w:p>
             <w:pPr>
-              <w:spacing w:after="60"/>
-            </w:pPr>
-            <w:r>
-              <w:rPr>
-                <w:rFonts w:ascii="Helvetica" w:cs="Helvetica" w:eastAsia="Helvetica" w:hAnsi="Helvetica"/>
+              <w:spacing w:after="50"/>
+            </w:pPr>
+            <w:r>
+              <w:rPr>
+                <w:rFonts w:ascii="Calibri" w:cs="Calibri" w:eastAsia="Calibri" w:hAnsi="Calibri"/>
                 <w:color w:val="6B7280"/>
                 <w:sz w:val="20"/>
                 <w:szCs w:val="20"/>
@@ -653,7 +639,7 @@
         </w:tc>
         <w:tc>
           <w:tcPr>
-            <w:tcW w:type="pct" w:w="25%"/>
+            <w:tcW w:type="pct" w:w="22%"/>
             <w:tcBorders>
               <w:top w:val="none" w:color="auto" w:sz="0"/>
               <w:left w:val="none" w:color="auto" w:sz="0"/>
@@ -663,12 +649,12 @@
           </w:tcPr>
           <w:p>
             <w:pPr>
-              <w:spacing w:before="160"/>
+              <w:spacing w:before="140"/>
               <w:jc w:val="right"/>
             </w:pPr>
             <w:r>
               <w:rPr>
-                <w:rFonts w:ascii="Helvetica" w:cs="Helvetica" w:eastAsia="Helvetica" w:hAnsi="Helvetica"/>
+                <w:rFonts w:ascii="Calibri" w:cs="Calibri" w:eastAsia="Calibri" w:hAnsi="Calibri"/>
                 <w:color w:val="6B7280"/>
                 <w:sz w:val="18"/>
                 <w:szCs w:val="18"/>
@@ -698,7 +684,7 @@
       <w:tr>
         <w:tc>
           <w:tcPr>
-            <w:tcW w:type="pct" w:w="75%"/>
+            <w:tcW w:type="pct" w:w="78%"/>
             <w:tcBorders>
               <w:top w:val="none" w:color="auto" w:sz="0"/>
               <w:left w:val="none" w:color="auto" w:sz="0"/>
@@ -708,11 +694,11 @@
           </w:tcPr>
           <w:p>
             <w:pPr>
-              <w:spacing w:after="40" w:before="160"/>
-            </w:pPr>
-            <w:r>
-              <w:rPr>
-                <w:rFonts w:ascii="Helvetica" w:cs="Helvetica" w:eastAsia="Helvetica" w:hAnsi="Helvetica"/>
+              <w:spacing w:after="30" w:before="140"/>
+            </w:pPr>
+            <w:r>
+              <w:rPr>
+                <w:rFonts w:ascii="Calibri" w:cs="Calibri" w:eastAsia="Calibri" w:hAnsi="Calibri"/>
                 <w:b/>
                 <w:bCs/>
                 <w:sz w:val="22"/>
@@ -723,11 +709,11 @@
           </w:p>
           <w:p>
             <w:pPr>
-              <w:spacing w:after="60"/>
-            </w:pPr>
-            <w:r>
-              <w:rPr>
-                <w:rFonts w:ascii="Helvetica" w:cs="Helvetica" w:eastAsia="Helvetica" w:hAnsi="Helvetica"/>
+              <w:spacing w:after="50"/>
+            </w:pPr>
+            <w:r>
+              <w:rPr>
+                <w:rFonts w:ascii="Calibri" w:cs="Calibri" w:eastAsia="Calibri" w:hAnsi="Calibri"/>
                 <w:color w:val="6B7280"/>
                 <w:sz w:val="20"/>
                 <w:szCs w:val="20"/>
@@ -738,7 +724,7 @@
         </w:tc>
         <w:tc>
           <w:tcPr>
-            <w:tcW w:type="pct" w:w="25%"/>
+            <w:tcW w:type="pct" w:w="22%"/>
             <w:tcBorders>
               <w:top w:val="none" w:color="auto" w:sz="0"/>
               <w:left w:val="none" w:color="auto" w:sz="0"/>
@@ -748,12 +734,12 @@
           </w:tcPr>
           <w:p>
             <w:pPr>
-              <w:spacing w:before="160"/>
+              <w:spacing w:before="140"/>
               <w:jc w:val="right"/>
             </w:pPr>
             <w:r>
               <w:rPr>
-                <w:rFonts w:ascii="Helvetica" w:cs="Helvetica" w:eastAsia="Helvetica" w:hAnsi="Helvetica"/>
+                <w:rFonts w:ascii="Calibri" w:cs="Calibri" w:eastAsia="Calibri" w:hAnsi="Calibri"/>
                 <w:color w:val="6B7280"/>
                 <w:sz w:val="18"/>
                 <w:szCs w:val="18"/>
@@ -769,15 +755,16 @@
         <w:pBdr>
           <w:bottom w:val="single" w:color="D1D5DB" w:sz="4"/>
         </w:pBdr>
-        <w:spacing w:after="100" w:before="280"/>
-      </w:pPr>
-      <w:r>
-        <w:rPr>
-          <w:rFonts w:ascii="Helvetica" w:cs="Helvetica" w:eastAsia="Helvetica" w:hAnsi="Helvetica"/>
+        <w:spacing w:after="80" w:before="280"/>
+      </w:pPr>
+      <w:r>
+        <w:rPr>
+          <w:rFonts w:ascii="Calibri" w:cs="Calibri" w:eastAsia="Calibri" w:hAnsi="Calibri"/>
           <w:b/>
           <w:bCs/>
-          <w:sz w:val="20"/>
-          <w:szCs w:val="20"/>
+          <w:color w:val="1F2937"/>
+          <w:sz w:val="19"/>
+          <w:szCs w:val="19"/>
         </w:rPr>
         <w:t xml:space="preserve">KENNTNISSE</w:t>
       </w:r>
@@ -788,7 +775,7 @@
       </w:pPr>
       <w:r>
         <w:rPr>
-          <w:rFonts w:ascii="Helvetica" w:cs="Helvetica" w:eastAsia="Helvetica" w:hAnsi="Helvetica"/>
+          <w:rFonts w:ascii="Calibri" w:cs="Calibri" w:eastAsia="Calibri" w:hAnsi="Calibri"/>
           <w:sz w:val="20"/>
           <w:szCs w:val="20"/>
         </w:rPr>
@@ -796,75 +783,156 @@
       </w:r>
       <w:r>
         <w:rPr>
-          <w:rFonts w:ascii="Helvetica" w:cs="Helvetica" w:eastAsia="Helvetica" w:hAnsi="Helvetica"/>
-          <w:sz w:val="20"/>
-          <w:szCs w:val="20"/>
-        </w:rPr>
-        <w:t xml:space="preserve">   React</w:t>
-      </w:r>
-      <w:r>
-        <w:rPr>
-          <w:rFonts w:ascii="Helvetica" w:cs="Helvetica" w:eastAsia="Helvetica" w:hAnsi="Helvetica"/>
-          <w:sz w:val="20"/>
-          <w:szCs w:val="20"/>
-        </w:rPr>
-        <w:t xml:space="preserve">   Node.js</w:t>
-      </w:r>
-      <w:r>
-        <w:rPr>
-          <w:rFonts w:ascii="Helvetica" w:cs="Helvetica" w:eastAsia="Helvetica" w:hAnsi="Helvetica"/>
-          <w:sz w:val="20"/>
-          <w:szCs w:val="20"/>
-        </w:rPr>
-        <w:t xml:space="preserve">   Python</w:t>
-      </w:r>
-      <w:r>
-        <w:rPr>
-          <w:rFonts w:ascii="Helvetica" w:cs="Helvetica" w:eastAsia="Helvetica" w:hAnsi="Helvetica"/>
-          <w:sz w:val="20"/>
-          <w:szCs w:val="20"/>
-        </w:rPr>
-        <w:t xml:space="preserve">   PostgreSQL</w:t>
-      </w:r>
-      <w:r>
-        <w:rPr>
-          <w:rFonts w:ascii="Helvetica" w:cs="Helvetica" w:eastAsia="Helvetica" w:hAnsi="Helvetica"/>
-          <w:sz w:val="20"/>
-          <w:szCs w:val="20"/>
-        </w:rPr>
-        <w:t xml:space="preserve">   Docker</w:t>
-      </w:r>
-      <w:r>
-        <w:rPr>
-          <w:rFonts w:ascii="Helvetica" w:cs="Helvetica" w:eastAsia="Helvetica" w:hAnsi="Helvetica"/>
-          <w:sz w:val="20"/>
-          <w:szCs w:val="20"/>
-        </w:rPr>
-        <w:t xml:space="preserve">   Kubernetes</w:t>
-      </w:r>
-      <w:r>
-        <w:rPr>
-          <w:rFonts w:ascii="Helvetica" w:cs="Helvetica" w:eastAsia="Helvetica" w:hAnsi="Helvetica"/>
-          <w:sz w:val="20"/>
-          <w:szCs w:val="20"/>
-        </w:rPr>
-        <w:t xml:space="preserve">   AWS</w:t>
-      </w:r>
-      <w:r>
-        <w:rPr>
-          <w:rFonts w:ascii="Helvetica" w:cs="Helvetica" w:eastAsia="Helvetica" w:hAnsi="Helvetica"/>
-          <w:sz w:val="20"/>
-          <w:szCs w:val="20"/>
-        </w:rPr>
-        <w:t xml:space="preserve">   Git</w:t>
-      </w:r>
-      <w:r>
-        <w:rPr>
-          <w:rFonts w:ascii="Helvetica" w:cs="Helvetica" w:eastAsia="Helvetica" w:hAnsi="Helvetica"/>
-          <w:sz w:val="20"/>
-          <w:szCs w:val="20"/>
-        </w:rPr>
-        <w:t xml:space="preserve">   Agile/Scrum</w:t>
+          <w:rFonts w:ascii="Calibri" w:cs="Calibri" w:eastAsia="Calibri" w:hAnsi="Calibri"/>
+          <w:color w:val="9CA3AF"/>
+          <w:sz w:val="20"/>
+          <w:szCs w:val="20"/>
+        </w:rPr>
+        <w:t xml:space="preserve">   |   </w:t>
+      </w:r>
+      <w:r>
+        <w:rPr>
+          <w:rFonts w:ascii="Calibri" w:cs="Calibri" w:eastAsia="Calibri" w:hAnsi="Calibri"/>
+          <w:sz w:val="20"/>
+          <w:szCs w:val="20"/>
+        </w:rPr>
+        <w:t xml:space="preserve">React</w:t>
+      </w:r>
+      <w:r>
+        <w:rPr>
+          <w:rFonts w:ascii="Calibri" w:cs="Calibri" w:eastAsia="Calibri" w:hAnsi="Calibri"/>
+          <w:color w:val="9CA3AF"/>
+          <w:sz w:val="20"/>
+          <w:szCs w:val="20"/>
+        </w:rPr>
+        <w:t xml:space="preserve">   |   </w:t>
+      </w:r>
+      <w:r>
+        <w:rPr>
+          <w:rFonts w:ascii="Calibri" w:cs="Calibri" w:eastAsia="Calibri" w:hAnsi="Calibri"/>
+          <w:sz w:val="20"/>
+          <w:szCs w:val="20"/>
+        </w:rPr>
+        <w:t xml:space="preserve">Node.js</w:t>
+      </w:r>
+      <w:r>
+        <w:rPr>
+          <w:rFonts w:ascii="Calibri" w:cs="Calibri" w:eastAsia="Calibri" w:hAnsi="Calibri"/>
+          <w:color w:val="9CA3AF"/>
+          <w:sz w:val="20"/>
+          <w:szCs w:val="20"/>
+        </w:rPr>
+        <w:t xml:space="preserve">   |   </w:t>
+      </w:r>
+      <w:r>
+        <w:rPr>
+          <w:rFonts w:ascii="Calibri" w:cs="Calibri" w:eastAsia="Calibri" w:hAnsi="Calibri"/>
+          <w:sz w:val="20"/>
+          <w:szCs w:val="20"/>
+        </w:rPr>
+        <w:t xml:space="preserve">Python</w:t>
+      </w:r>
+      <w:r>
+        <w:rPr>
+          <w:rFonts w:ascii="Calibri" w:cs="Calibri" w:eastAsia="Calibri" w:hAnsi="Calibri"/>
+          <w:color w:val="9CA3AF"/>
+          <w:sz w:val="20"/>
+          <w:szCs w:val="20"/>
+        </w:rPr>
+        <w:t xml:space="preserve">   |   </w:t>
+      </w:r>
+      <w:r>
+        <w:rPr>
+          <w:rFonts w:ascii="Calibri" w:cs="Calibri" w:eastAsia="Calibri" w:hAnsi="Calibri"/>
+          <w:sz w:val="20"/>
+          <w:szCs w:val="20"/>
+        </w:rPr>
+        <w:t xml:space="preserve">PostgreSQL</w:t>
+      </w:r>
+      <w:r>
+        <w:rPr>
+          <w:rFonts w:ascii="Calibri" w:cs="Calibri" w:eastAsia="Calibri" w:hAnsi="Calibri"/>
+          <w:color w:val="9CA3AF"/>
+          <w:sz w:val="20"/>
+          <w:szCs w:val="20"/>
+        </w:rPr>
+        <w:t xml:space="preserve">   |   </w:t>
+      </w:r>
+      <w:r>
+        <w:rPr>
+          <w:rFonts w:ascii="Calibri" w:cs="Calibri" w:eastAsia="Calibri" w:hAnsi="Calibri"/>
+          <w:sz w:val="20"/>
+          <w:szCs w:val="20"/>
+        </w:rPr>
+        <w:t xml:space="preserve">Docker</w:t>
+      </w:r>
+      <w:r>
+        <w:rPr>
+          <w:rFonts w:ascii="Calibri" w:cs="Calibri" w:eastAsia="Calibri" w:hAnsi="Calibri"/>
+          <w:color w:val="9CA3AF"/>
+          <w:sz w:val="20"/>
+          <w:szCs w:val="20"/>
+        </w:rPr>
+        <w:t xml:space="preserve">   |   </w:t>
+      </w:r>
+      <w:r>
+        <w:rPr>
+          <w:rFonts w:ascii="Calibri" w:cs="Calibri" w:eastAsia="Calibri" w:hAnsi="Calibri"/>
+          <w:sz w:val="20"/>
+          <w:szCs w:val="20"/>
+        </w:rPr>
+        <w:t xml:space="preserve">Kubernetes</w:t>
+      </w:r>
+      <w:r>
+        <w:rPr>
+          <w:rFonts w:ascii="Calibri" w:cs="Calibri" w:eastAsia="Calibri" w:hAnsi="Calibri"/>
+          <w:color w:val="9CA3AF"/>
+          <w:sz w:val="20"/>
+          <w:szCs w:val="20"/>
+        </w:rPr>
+        <w:t xml:space="preserve">   |   </w:t>
+      </w:r>
+      <w:r>
+        <w:rPr>
+          <w:rFonts w:ascii="Calibri" w:cs="Calibri" w:eastAsia="Calibri" w:hAnsi="Calibri"/>
+          <w:sz w:val="20"/>
+          <w:szCs w:val="20"/>
+        </w:rPr>
+        <w:t xml:space="preserve">AWS</w:t>
+      </w:r>
+      <w:r>
+        <w:rPr>
+          <w:rFonts w:ascii="Calibri" w:cs="Calibri" w:eastAsia="Calibri" w:hAnsi="Calibri"/>
+          <w:color w:val="9CA3AF"/>
+          <w:sz w:val="20"/>
+          <w:szCs w:val="20"/>
+        </w:rPr>
+        <w:t xml:space="preserve">   |   </w:t>
+      </w:r>
+      <w:r>
+        <w:rPr>
+          <w:rFonts w:ascii="Calibri" w:cs="Calibri" w:eastAsia="Calibri" w:hAnsi="Calibri"/>
+          <w:sz w:val="20"/>
+          <w:szCs w:val="20"/>
+        </w:rPr>
+        <w:t xml:space="preserve">Git</w:t>
+      </w:r>
+      <w:r>
+        <w:rPr>
+          <w:rFonts w:ascii="Calibri" w:cs="Calibri" w:eastAsia="Calibri" w:hAnsi="Calibri"/>
+          <w:color w:val="9CA3AF"/>
+          <w:sz w:val="20"/>
+          <w:szCs w:val="20"/>
+        </w:rPr>
+        <w:t xml:space="preserve">   |   </w:t>
+      </w:r>
+      <w:r>
+        <w:rPr>
+          <w:rFonts w:ascii="Calibri" w:cs="Calibri" w:eastAsia="Calibri" w:hAnsi="Calibri"/>
+          <w:sz w:val="20"/>
+          <w:szCs w:val="20"/>
+        </w:rPr>
+        <w:t xml:space="preserve">Agile/Scrum</w:t>
       </w:r>
     </w:p>
     <w:p>
@@ -872,15 +940,16 @@
         <w:pBdr>
           <w:bottom w:val="single" w:color="D1D5DB" w:sz="4"/>
         </w:pBdr>
-        <w:spacing w:after="100" w:before="280"/>
-      </w:pPr>
-      <w:r>
-        <w:rPr>
-          <w:rFonts w:ascii="Helvetica" w:cs="Helvetica" w:eastAsia="Helvetica" w:hAnsi="Helvetica"/>
+        <w:spacing w:after="80" w:before="280"/>
+      </w:pPr>
+      <w:r>
+        <w:rPr>
+          <w:rFonts w:ascii="Calibri" w:cs="Calibri" w:eastAsia="Calibri" w:hAnsi="Calibri"/>
           <w:b/>
           <w:bCs/>
-          <w:sz w:val="20"/>
-          <w:szCs w:val="20"/>
+          <w:color w:val="1F2937"/>
+          <w:sz w:val="19"/>
+          <w:szCs w:val="19"/>
         </w:rPr>
         <w:t xml:space="preserve">SPRACHEN</w:t>
       </w:r>
@@ -891,19 +960,19 @@
       </w:pPr>
       <w:r>
         <w:rPr>
-          <w:rFonts w:ascii="Helvetica" w:cs="Helvetica" w:eastAsia="Helvetica" w:hAnsi="Helvetica"/>
+          <w:rFonts w:ascii="Calibri" w:cs="Calibri" w:eastAsia="Calibri" w:hAnsi="Calibri"/>
           <w:b/>
           <w:bCs/>
-          <w:sz w:val="20"/>
-          <w:szCs w:val="20"/>
+          <w:sz w:val="21"/>
+          <w:szCs w:val="21"/>
         </w:rPr>
         <w:t xml:space="preserve">Deutsch</w:t>
       </w:r>
       <w:r>
         <w:rPr>
-          <w:rFonts w:ascii="Helvetica" w:cs="Helvetica" w:eastAsia="Helvetica" w:hAnsi="Helvetica"/>
-          <w:sz w:val="20"/>
-          <w:szCs w:val="20"/>
+          <w:rFonts w:ascii="Calibri" w:cs="Calibri" w:eastAsia="Calibri" w:hAnsi="Calibri"/>
+          <w:sz w:val="21"/>
+          <w:szCs w:val="21"/>
         </w:rPr>
         <w:t xml:space="preserve">  —  Muttersprache</w:t>
       </w:r>
@@ -914,55 +983,55 @@
       </w:pPr>
       <w:r>
         <w:rPr>
-          <w:rFonts w:ascii="Helvetica" w:cs="Helvetica" w:eastAsia="Helvetica" w:hAnsi="Helvetica"/>
+          <w:rFonts w:ascii="Calibri" w:cs="Calibri" w:eastAsia="Calibri" w:hAnsi="Calibri"/>
           <w:b/>
           <w:bCs/>
-          <w:sz w:val="20"/>
-          <w:szCs w:val="20"/>
+          <w:sz w:val="21"/>
+          <w:szCs w:val="21"/>
         </w:rPr>
         <w:t xml:space="preserve">Englisch</w:t>
       </w:r>
       <w:r>
         <w:rPr>
-          <w:rFonts w:ascii="Helvetica" w:cs="Helvetica" w:eastAsia="Helvetica" w:hAnsi="Helvetica"/>
-          <w:sz w:val="20"/>
-          <w:szCs w:val="20"/>
+          <w:rFonts w:ascii="Calibri" w:cs="Calibri" w:eastAsia="Calibri" w:hAnsi="Calibri"/>
+          <w:sz w:val="21"/>
+          <w:szCs w:val="21"/>
         </w:rPr>
         <w:t xml:space="preserve">  —  C1 (verhandlungssicher)</w:t>
       </w:r>
     </w:p>
     <w:p>
       <w:pPr>
-        <w:spacing w:after="200"/>
-      </w:pPr>
-      <w:r>
-        <w:rPr>
-          <w:rFonts w:ascii="Helvetica" w:cs="Helvetica" w:eastAsia="Helvetica" w:hAnsi="Helvetica"/>
+        <w:spacing w:after="60"/>
+      </w:pPr>
+      <w:r>
+        <w:rPr>
+          <w:rFonts w:ascii="Calibri" w:cs="Calibri" w:eastAsia="Calibri" w:hAnsi="Calibri"/>
           <w:b/>
           <w:bCs/>
-          <w:sz w:val="20"/>
-          <w:szCs w:val="20"/>
+          <w:sz w:val="21"/>
+          <w:szCs w:val="21"/>
         </w:rPr>
         <w:t xml:space="preserve">Spanisch</w:t>
       </w:r>
       <w:r>
         <w:rPr>
-          <w:rFonts w:ascii="Helvetica" w:cs="Helvetica" w:eastAsia="Helvetica" w:hAnsi="Helvetica"/>
-          <w:sz w:val="20"/>
-          <w:szCs w:val="20"/>
+          <w:rFonts w:ascii="Calibri" w:cs="Calibri" w:eastAsia="Calibri" w:hAnsi="Calibri"/>
+          <w:sz w:val="21"/>
+          <w:szCs w:val="21"/>
         </w:rPr>
         <w:t xml:space="preserve">  —  B1 (Grundkenntnisse)</w:t>
       </w:r>
     </w:p>
     <w:p>
       <w:pPr>
-        <w:spacing w:after="40" w:before="280"/>
-      </w:pPr>
-      <w:r>
-        <w:rPr>
-          <w:rFonts w:ascii="Helvetica" w:cs="Helvetica" w:eastAsia="Helvetica" w:hAnsi="Helvetica"/>
-          <w:sz w:val="22"/>
-          <w:szCs w:val="22"/>
+        <w:spacing w:after="40" w:before="400"/>
+      </w:pPr>
+      <w:r>
+        <w:rPr>
+          <w:rFonts w:ascii="Calibri" w:cs="Calibri" w:eastAsia="Calibri" w:hAnsi="Calibri"/>
+          <w:sz w:val="20"/>
+          <w:szCs w:val="20"/>
         </w:rPr>
         <w:t xml:space="preserve">Berlin, den 12.08.2026</w:t>
       </w:r>
@@ -970,17 +1039,17 @@
     <w:p>
       <w:r>
         <w:rPr>
-          <w:rFonts w:ascii="Helvetica" w:cs="Helvetica" w:eastAsia="Helvetica" w:hAnsi="Helvetica"/>
+          <w:rFonts w:ascii="Calibri" w:cs="Calibri" w:eastAsia="Calibri" w:hAnsi="Calibri"/>
           <w:color w:val="6B7280"/>
-          <w:sz w:val="20"/>
-          <w:szCs w:val="20"/>
+          <w:sz w:val="19"/>
+          <w:szCs w:val="19"/>
         </w:rPr>
         <w:t xml:space="preserve">Max Mustermann</w:t>
       </w:r>
     </w:p>
     <w:sectPr>
       <w:pgSz w:w="11906" w:h="16838" w:orient="portrait"/>
-      <w:pgMar w:top="800" w:right="900" w:bottom="800" w:left="900" w:header="708" w:footer="708" w:gutter="0"/>
+      <w:pgMar w:top="720" w:right="900" w:bottom="720" w:left="900" w:header="708" w:footer="708" w:gutter="0"/>
       <w:pgNumType/>
       <w:docGrid w:linePitch="360"/>
     </w:sectPr>
